--- a/docs/Certo_Language_Specification.docx
+++ b/docs/Certo_Language_Specification.docx
@@ -6243,7 +6243,7 @@
                 <w:sz w:val="18"/>
                 <w:szCs w:val="18"/>
               </w:rPr>
-              <w:t xml:space="preserve">// Immutable binding — default</w:t>
+              <w:t xml:space="preserve">// Immutable binding — val and let are aliases</w:t>
             </w:r>
           </w:p>
           <w:p>
@@ -6272,6 +6272,20 @@
                 <w:szCs w:val="18"/>
               </w:rPr>
               <w:t xml:space="preserve">val name = "Alice"         // Type inferred</w:t>
+            </w:r>
+          </w:p>
+          <w:p>
+            <w:pPr>
+              <w:spacing w:after="40" w:before="0"/>
+            </w:pPr>
+            <w:r>
+              <w:rPr>
+                <w:rFonts w:ascii="Courier New" w:cs="Courier New" w:eastAsia="Courier New" w:hAnsi="Courier New"/>
+                <w:color w:val="1B3A5C"/>
+                <w:sz w:val="18"/>
+                <w:szCs w:val="18"/>
+              </w:rPr>
+              <w:t xml:space="preserve">let name = "Alice"         // let is an alias for val</w:t>
             </w:r>
           </w:p>
           <w:p>
@@ -6767,6 +6781,118 @@
                 <w:szCs w:val="18"/>
               </w:rPr>
               <w:t xml:space="preserve">fn apply&lt;A, B&gt;(f: A =&gt; B, value: A): B = f(value)</w:t>
+            </w:r>
+          </w:p>
+          <w:p>
+            <w:pPr>
+              <w:spacing w:after="40" w:before="0"/>
+            </w:pPr>
+            <w:r>
+              <w:rPr>
+                <w:rFonts w:ascii="Courier New" w:cs="Courier New" w:eastAsia="Courier New" w:hAnsi="Courier New"/>
+                <w:color w:val="1B3A5C"/>
+                <w:sz w:val="18"/>
+                <w:szCs w:val="18"/>
+              </w:rPr>
+              <w:t xml:space="preserve">// Lambda expressions — three equivalent forms</w:t>
+            </w:r>
+          </w:p>
+          <w:p>
+            <w:pPr>
+              <w:spacing w:after="40" w:before="0"/>
+            </w:pPr>
+            <w:r>
+              <w:rPr>
+                <w:rFonts w:ascii="Courier New" w:cs="Courier New" w:eastAsia="Courier New" w:hAnsi="Courier New"/>
+                <w:color w:val="1B3A5C"/>
+                <w:sz w:val="18"/>
+                <w:szCs w:val="18"/>
+              </w:rPr>
+              <w:t xml:space="preserve">List.map(xs, (x) =&gt; x * 2)                  // arrow lambda</w:t>
+            </w:r>
+          </w:p>
+          <w:p>
+            <w:pPr>
+              <w:spacing w:after="40" w:before="0"/>
+            </w:pPr>
+            <w:r>
+              <w:rPr>
+                <w:rFonts w:ascii="Courier New" w:cs="Courier New" w:eastAsia="Courier New" w:hAnsi="Courier New"/>
+                <w:color w:val="1B3A5C"/>
+                <w:sz w:val="18"/>
+                <w:szCs w:val="18"/>
+              </w:rPr>
+              <w:t xml:space="preserve">List.map(xs, fn(x: Int): Int = x * 2)        // fn expression</w:t>
+            </w:r>
+          </w:p>
+          <w:p>
+            <w:pPr>
+              <w:spacing w:after="40" w:before="0"/>
+            </w:pPr>
+            <w:r>
+              <w:rPr>
+                <w:rFonts w:ascii="Courier New" w:cs="Courier New" w:eastAsia="Courier New" w:hAnsi="Courier New"/>
+                <w:color w:val="1B3A5C"/>
+                <w:sz w:val="18"/>
+                <w:szCs w:val="18"/>
+              </w:rPr>
+              <w:t xml:space="preserve">List.map(xs) { x =&gt; x * 2 }                 // trailing lambda</w:t>
+            </w:r>
+          </w:p>
+          <w:p>
+            <w:pPr>
+              <w:spacing w:after="40" w:before="0"/>
+            </w:pPr>
+            <w:r>
+              <w:rPr>
+                <w:rFonts w:ascii="Courier New" w:cs="Courier New" w:eastAsia="Courier New" w:hAnsi="Courier New"/>
+                <w:color w:val="1B3A5C"/>
+                <w:sz w:val="18"/>
+                <w:szCs w:val="18"/>
+              </w:rPr>
+              <w:t xml:space="preserve"/>
+            </w:r>
+          </w:p>
+          <w:p>
+            <w:pPr>
+              <w:spacing w:after="40" w:before="0"/>
+            </w:pPr>
+            <w:r>
+              <w:rPr>
+                <w:rFonts w:ascii="Courier New" w:cs="Courier New" w:eastAsia="Courier New" w:hAnsi="Courier New"/>
+                <w:color w:val="1B3A5C"/>
+                <w:sz w:val="18"/>
+                <w:szCs w:val="18"/>
+              </w:rPr>
+              <w:t xml:space="preserve">// Trailing lambda — last arg moved outside parens</w:t>
+            </w:r>
+          </w:p>
+          <w:p>
+            <w:pPr>
+              <w:spacing w:after="40" w:before="0"/>
+            </w:pPr>
+            <w:r>
+              <w:rPr>
+                <w:rFonts w:ascii="Courier New" w:cs="Courier New" w:eastAsia="Courier New" w:hAnsi="Courier New"/>
+                <w:color w:val="1B3A5C"/>
+                <w:sz w:val="18"/>
+                <w:szCs w:val="18"/>
+              </w:rPr>
+              <w:t xml:space="preserve">List.fold(xs, 0) { acc, x =&gt; acc + x }      // two-param trailing lambda</w:t>
+            </w:r>
+          </w:p>
+          <w:p>
+            <w:pPr>
+              <w:spacing w:after="40" w:before="0"/>
+            </w:pPr>
+            <w:r>
+              <w:rPr>
+                <w:rFonts w:ascii="Courier New" w:cs="Courier New" w:eastAsia="Courier New" w:hAnsi="Courier New"/>
+                <w:color w:val="1B3A5C"/>
+                <w:sz w:val="18"/>
+                <w:szCs w:val="18"/>
+              </w:rPr>
+              <w:t xml:space="preserve">List.forEach(xs) { x =&gt; println(x) }        // single-arg call, no parens needed</w:t>
             </w:r>
           </w:p>
           <w:p>
